--- a/WEEK 1/26MML0031_WEEK1_PRACTICE_1.docx
+++ b/WEEK 1/26MML0031_WEEK1_PRACTICE_1.docx
@@ -4491,16 +4491,8 @@
                                     <w:rPr>
                                       <w:rFonts w:ascii="Times New Roman" w:hAnsi="Times New Roman" w:cs="Times New Roman"/>
                                     </w:rPr>
-                                    <w:t xml:space="preserve"> Original </w:t>
+                                    <w:t xml:space="preserve"> Original Dataframe</w:t>
                                   </w:r>
-                                  <w:proofErr w:type="spellStart"/>
-                                  <w:r>
-                                    <w:rPr>
-                                      <w:rFonts w:ascii="Times New Roman" w:hAnsi="Times New Roman" w:cs="Times New Roman"/>
-                                    </w:rPr>
-                                    <w:t>Dataframe</w:t>
-                                  </w:r>
-                                  <w:proofErr w:type="spellEnd"/>
                                 </w:p>
                               </w:txbxContent>
                             </wps:txbx>
@@ -4893,31 +4885,7 @@
               <w:rPr>
                 <w:rFonts w:ascii="Times New Roman" w:hAnsi="Times New Roman" w:cs="Times New Roman"/>
               </w:rPr>
-              <w:t xml:space="preserve"> after</w:t>
-            </w:r>
-            <w:r>
-              <w:rPr>
-                <w:rFonts w:ascii="Times New Roman" w:hAnsi="Times New Roman" w:cs="Times New Roman"/>
-              </w:rPr>
-              <w:t xml:space="preserve"> </w:t>
-            </w:r>
-            <w:r>
-              <w:rPr>
-                <w:rFonts w:ascii="Times New Roman" w:hAnsi="Times New Roman" w:cs="Times New Roman"/>
-              </w:rPr>
-              <w:t>selecting only the Name and Age columns</w:t>
-            </w:r>
-            <w:r>
-              <w:rPr>
-                <w:rFonts w:ascii="Times New Roman" w:hAnsi="Times New Roman" w:cs="Times New Roman"/>
-              </w:rPr>
-              <w:t xml:space="preserve"> </w:t>
-            </w:r>
-            <w:r>
-              <w:rPr>
-                <w:rFonts w:ascii="Times New Roman" w:hAnsi="Times New Roman" w:cs="Times New Roman"/>
-              </w:rPr>
-              <w:t xml:space="preserve">from the original dataset using </w:t>
+              <w:t xml:space="preserve"> after selecting only the Name and Age columns from the original dataset using </w:t>
             </w:r>
             <w:proofErr w:type="gramStart"/>
             <w:r>
@@ -4931,31 +4899,7 @@
               <w:rPr>
                 <w:rFonts w:ascii="Times New Roman" w:hAnsi="Times New Roman" w:cs="Times New Roman"/>
               </w:rPr>
-              <w:t xml:space="preserve"> column</w:t>
-            </w:r>
-            <w:r>
-              <w:rPr>
-                <w:rFonts w:ascii="Times New Roman" w:hAnsi="Times New Roman" w:cs="Times New Roman"/>
-              </w:rPr>
-              <w:t xml:space="preserve"> </w:t>
-            </w:r>
-            <w:r>
-              <w:rPr>
-                <w:rFonts w:ascii="Times New Roman" w:hAnsi="Times New Roman" w:cs="Times New Roman"/>
-              </w:rPr>
-              <w:t>indexing. This operation extracts the required</w:t>
-            </w:r>
-            <w:r>
-              <w:rPr>
-                <w:rFonts w:ascii="Times New Roman" w:hAnsi="Times New Roman" w:cs="Times New Roman"/>
-              </w:rPr>
-              <w:t xml:space="preserve"> </w:t>
-            </w:r>
-            <w:r>
-              <w:rPr>
-                <w:rFonts w:ascii="Times New Roman" w:hAnsi="Times New Roman" w:cs="Times New Roman"/>
-              </w:rPr>
-              <w:t xml:space="preserve">columns and creates a new </w:t>
+              <w:t xml:space="preserve"> column indexing. This operation extracts the required columns and creates a new </w:t>
             </w:r>
             <w:proofErr w:type="spellStart"/>
             <w:r>
@@ -4969,13 +4913,7 @@
               <w:rPr>
                 <w:rFonts w:ascii="Times New Roman" w:hAnsi="Times New Roman" w:cs="Times New Roman"/>
               </w:rPr>
-              <w:t xml:space="preserve"> named</w:t>
-            </w:r>
-            <w:r>
-              <w:rPr>
-                <w:rFonts w:ascii="Times New Roman" w:hAnsi="Times New Roman" w:cs="Times New Roman"/>
-              </w:rPr>
-              <w:t xml:space="preserve"> </w:t>
+              <w:t xml:space="preserve"> named </w:t>
             </w:r>
             <w:proofErr w:type="spellStart"/>
             <w:r>
@@ -4989,96 +4927,61 @@
               <w:rPr>
                 <w:rFonts w:ascii="Times New Roman" w:hAnsi="Times New Roman" w:cs="Times New Roman"/>
               </w:rPr>
-              <w:t>, removing the City column from</w:t>
-            </w:r>
-            <w:r>
-              <w:rPr>
-                <w:rFonts w:ascii="Times New Roman" w:hAnsi="Times New Roman" w:cs="Times New Roman"/>
-              </w:rPr>
-              <w:t xml:space="preserve"> </w:t>
-            </w:r>
-            <w:r>
-              <w:rPr>
-                <w:rFonts w:ascii="Times New Roman" w:hAnsi="Times New Roman" w:cs="Times New Roman"/>
-              </w:rPr>
-              <w:t>the view. Such column selection helps focus</w:t>
-            </w:r>
-            <w:r>
-              <w:rPr>
-                <w:rFonts w:ascii="Times New Roman" w:hAnsi="Times New Roman" w:cs="Times New Roman"/>
-              </w:rPr>
-              <w:t xml:space="preserve"> </w:t>
-            </w:r>
-            <w:r>
-              <w:rPr>
-                <w:rFonts w:ascii="Times New Roman" w:hAnsi="Times New Roman" w:cs="Times New Roman"/>
-              </w:rPr>
-              <w:t>on relevant attributes for analysis and reduces</w:t>
-            </w:r>
-            <w:r>
-              <w:rPr>
-                <w:rFonts w:ascii="Times New Roman" w:hAnsi="Times New Roman" w:cs="Times New Roman"/>
-              </w:rPr>
-              <w:t xml:space="preserve"> </w:t>
-            </w:r>
-            <w:r>
-              <w:rPr>
-                <w:rFonts w:ascii="Times New Roman" w:hAnsi="Times New Roman" w:cs="Times New Roman"/>
-              </w:rPr>
-              <w:t>unnecessary data processing.</w:t>
-            </w:r>
-          </w:p>
-          <w:p>
-            <w:pPr>
-              <w:rPr>
-                <w:rFonts w:ascii="Times New Roman" w:hAnsi="Times New Roman" w:cs="Times New Roman"/>
-              </w:rPr>
-            </w:pPr>
-          </w:p>
-          <w:p>
-            <w:pPr>
-              <w:rPr>
-                <w:rFonts w:ascii="Times New Roman" w:hAnsi="Times New Roman" w:cs="Times New Roman"/>
-              </w:rPr>
-            </w:pPr>
-          </w:p>
-          <w:p>
-            <w:pPr>
-              <w:rPr>
-                <w:rFonts w:ascii="Times New Roman" w:hAnsi="Times New Roman" w:cs="Times New Roman"/>
-              </w:rPr>
-            </w:pPr>
-          </w:p>
-          <w:p>
-            <w:pPr>
-              <w:rPr>
-                <w:rFonts w:ascii="Times New Roman" w:hAnsi="Times New Roman" w:cs="Times New Roman"/>
-              </w:rPr>
-            </w:pPr>
-          </w:p>
-          <w:p>
-            <w:pPr>
-              <w:rPr>
-                <w:rFonts w:ascii="Times New Roman" w:hAnsi="Times New Roman" w:cs="Times New Roman"/>
-              </w:rPr>
-            </w:pPr>
-          </w:p>
-          <w:p>
-            <w:pPr>
-              <w:rPr>
-                <w:rFonts w:ascii="Times New Roman" w:hAnsi="Times New Roman" w:cs="Times New Roman"/>
-              </w:rPr>
-            </w:pPr>
-          </w:p>
-          <w:p>
-            <w:pPr>
-              <w:rPr>
-                <w:rFonts w:ascii="Times New Roman" w:hAnsi="Times New Roman" w:cs="Times New Roman"/>
-              </w:rPr>
-            </w:pPr>
-            <w:r>
-              <w:rPr>
-                <w:rFonts w:ascii="Times New Roman" w:hAnsi="Times New Roman" w:cs="Times New Roman"/>
+              <w:t>, removing the City column from the view. Such column selection helps focus on relevant attributes for analysis and reduces unnecessary data processing.</w:t>
+            </w:r>
+          </w:p>
+          <w:p>
+            <w:pPr>
+              <w:rPr>
+                <w:rFonts w:ascii="Times New Roman" w:hAnsi="Times New Roman" w:cs="Times New Roman"/>
+              </w:rPr>
+            </w:pPr>
+          </w:p>
+          <w:p>
+            <w:pPr>
+              <w:rPr>
+                <w:rFonts w:ascii="Times New Roman" w:hAnsi="Times New Roman" w:cs="Times New Roman"/>
+              </w:rPr>
+            </w:pPr>
+          </w:p>
+          <w:p>
+            <w:pPr>
+              <w:rPr>
+                <w:rFonts w:ascii="Times New Roman" w:hAnsi="Times New Roman" w:cs="Times New Roman"/>
+              </w:rPr>
+            </w:pPr>
+          </w:p>
+          <w:p>
+            <w:pPr>
+              <w:rPr>
+                <w:rFonts w:ascii="Times New Roman" w:hAnsi="Times New Roman" w:cs="Times New Roman"/>
+              </w:rPr>
+            </w:pPr>
+          </w:p>
+          <w:p>
+            <w:pPr>
+              <w:rPr>
+                <w:rFonts w:ascii="Times New Roman" w:hAnsi="Times New Roman" w:cs="Times New Roman"/>
+              </w:rPr>
+            </w:pPr>
+          </w:p>
+          <w:p>
+            <w:pPr>
+              <w:rPr>
+                <w:rFonts w:ascii="Times New Roman" w:hAnsi="Times New Roman" w:cs="Times New Roman"/>
+              </w:rPr>
+            </w:pPr>
+          </w:p>
+          <w:p>
+            <w:pPr>
+              <w:rPr>
+                <w:rFonts w:ascii="Times New Roman" w:hAnsi="Times New Roman" w:cs="Times New Roman"/>
+              </w:rPr>
+            </w:pPr>
+            <w:r>
+              <w:rPr>
+                <w:rFonts w:ascii="Times New Roman" w:hAnsi="Times New Roman" w:cs="Times New Roman"/>
+                <w:noProof/>
               </w:rPr>
               <w:lastRenderedPageBreak/>
               <w:drawing>
@@ -5437,6 +5340,7 @@
             <w:r>
               <w:rPr>
                 <w:rFonts w:ascii="Times New Roman" w:hAnsi="Times New Roman" w:cs="Times New Roman"/>
+                <w:noProof/>
               </w:rPr>
               <w:drawing>
                 <wp:anchor distT="0" distB="0" distL="114300" distR="114300" simplePos="0" relativeHeight="251667456" behindDoc="0" locked="0" layoutInCell="1" allowOverlap="1" wp14:anchorId="08294864" wp14:editId="0D3D0639">
@@ -5585,19 +5489,11 @@
                                     </w:rPr>
                                     <w:t xml:space="preserve">Figure 1.4: </w:t>
                                   </w:r>
-                                  <w:proofErr w:type="spellStart"/>
                                   <w:r>
                                     <w:rPr>
                                       <w:rFonts w:ascii="Times New Roman" w:hAnsi="Times New Roman" w:cs="Times New Roman"/>
                                     </w:rPr>
-                                    <w:t>DataFrame</w:t>
-                                  </w:r>
-                                  <w:proofErr w:type="spellEnd"/>
-                                  <w:r>
-                                    <w:rPr>
-                                      <w:rFonts w:ascii="Times New Roman" w:hAnsi="Times New Roman" w:cs="Times New Roman"/>
-                                    </w:rPr>
-                                    <w:t xml:space="preserve"> with Country Column</w:t>
+                                    <w:t>DataFrame with Country Column</w:t>
                                   </w:r>
                                 </w:p>
                               </w:txbxContent>
@@ -6284,6 +6180,7 @@
             <w:r>
               <w:rPr>
                 <w:rFonts w:ascii="Times New Roman" w:hAnsi="Times New Roman" w:cs="Times New Roman"/>
+                <w:noProof/>
               </w:rPr>
               <w:drawing>
                 <wp:anchor distT="0" distB="0" distL="114300" distR="114300" simplePos="0" relativeHeight="251674624" behindDoc="0" locked="0" layoutInCell="1" allowOverlap="1" wp14:anchorId="1696E631" wp14:editId="3043B479">
@@ -7537,7 +7434,14 @@
         <w:b/>
         <w:lang w:val="en-US"/>
       </w:rPr>
-      <w:t>Exercise Program</w:t>
+      <w:t>Practice</w:t>
+    </w:r>
+    <w:r>
+      <w:rPr>
+        <w:b/>
+        <w:lang w:val="en-US"/>
+      </w:rPr>
+      <w:t xml:space="preserve"> Program</w:t>
     </w:r>
     <w:r>
       <w:rPr>
@@ -7567,7 +7471,21 @@
         <w:b/>
         <w:lang w:val="en-US"/>
       </w:rPr>
-      <w:t xml:space="preserve"> 10/07/2026</w:t>
+      <w:t xml:space="preserve"> </w:t>
+    </w:r>
+    <w:r>
+      <w:rPr>
+        <w:b/>
+        <w:lang w:val="en-US"/>
+      </w:rPr>
+      <w:t>09</w:t>
+    </w:r>
+    <w:r>
+      <w:rPr>
+        <w:b/>
+        <w:lang w:val="en-US"/>
+      </w:rPr>
+      <w:t>/07/2026</w:t>
     </w:r>
     <w:r>
       <w:rPr>
@@ -9431,6 +9349,7 @@
   <w:style w:type="character" w:default="1" w:styleId="DefaultParagraphFont">
     <w:name w:val="Default Paragraph Font"/>
     <w:uiPriority w:val="1"/>
+    <w:semiHidden/>
     <w:unhideWhenUsed/>
   </w:style>
   <w:style w:type="table" w:default="1" w:styleId="TableNormal">
